--- a/工作单模板.docx
+++ b/工作单模板.docx
@@ -49,13 +49,29 @@
       </w:tblPr>
       <w:tblGrid>
         <w:gridCol w:w="694"/>
-        <w:gridCol w:w="1323"/>
-        <w:gridCol w:w="2145"/>
+        <w:gridCol w:w="1324"/>
+        <w:gridCol w:w="2146"/>
         <w:gridCol w:w="451"/>
-        <w:gridCol w:w="1509"/>
-        <w:gridCol w:w="2474"/>
+        <w:gridCol w:w="1511"/>
+        <w:gridCol w:w="2470"/>
       </w:tblGrid>
       <w:tr>
+        <w:tblPrEx>
+          <w:tblBorders>
+            <w:top w:val="single" w:color="auto" w:sz="4" w:space="0"/>
+            <w:left w:val="single" w:color="auto" w:sz="4" w:space="0"/>
+            <w:bottom w:val="single" w:color="auto" w:sz="4" w:space="0"/>
+            <w:right w:val="single" w:color="auto" w:sz="4" w:space="0"/>
+            <w:insideH w:val="single" w:color="auto" w:sz="4" w:space="0"/>
+            <w:insideV w:val="single" w:color="auto" w:sz="4" w:space="0"/>
+          </w:tblBorders>
+          <w:tblCellMar>
+            <w:top w:w="0" w:type="dxa"/>
+            <w:left w:w="108" w:type="dxa"/>
+            <w:bottom w:w="0" w:type="dxa"/>
+            <w:right w:w="108" w:type="dxa"/>
+          </w:tblCellMar>
+        </w:tblPrEx>
         <w:trPr>
           <w:trHeight w:val="676" w:hRule="atLeast"/>
         </w:trPr>
@@ -81,8 +97,10 @@
                 <w:rFonts w:hint="eastAsia"/>
                 <w:lang w:val="en-US" w:eastAsia="zh-CN"/>
               </w:rPr>
-              <w:t>5</w:t>
-            </w:r>
+              <w:t>6</w:t>
+            </w:r>
+            <w:bookmarkStart w:id="0" w:name="_GoBack"/>
+            <w:bookmarkEnd w:id="0"/>
             <w:r>
               <w:rPr>
                 <w:rFonts w:hint="eastAsia"/>
@@ -93,6 +111,22 @@
         </w:tc>
       </w:tr>
       <w:tr>
+        <w:tblPrEx>
+          <w:tblBorders>
+            <w:top w:val="single" w:color="auto" w:sz="4" w:space="0"/>
+            <w:left w:val="single" w:color="auto" w:sz="4" w:space="0"/>
+            <w:bottom w:val="single" w:color="auto" w:sz="4" w:space="0"/>
+            <w:right w:val="single" w:color="auto" w:sz="4" w:space="0"/>
+            <w:insideH w:val="single" w:color="auto" w:sz="4" w:space="0"/>
+            <w:insideV w:val="single" w:color="auto" w:sz="4" w:space="0"/>
+          </w:tblBorders>
+          <w:tblCellMar>
+            <w:top w:w="0" w:type="dxa"/>
+            <w:left w:w="108" w:type="dxa"/>
+            <w:bottom w:w="0" w:type="dxa"/>
+            <w:right w:w="108" w:type="dxa"/>
+          </w:tblCellMar>
+        </w:tblPrEx>
         <w:trPr>
           <w:trHeight w:val="529" w:hRule="atLeast"/>
         </w:trPr>
@@ -218,6 +252,22 @@
         </w:tc>
       </w:tr>
       <w:tr>
+        <w:tblPrEx>
+          <w:tblBorders>
+            <w:top w:val="single" w:color="auto" w:sz="4" w:space="0"/>
+            <w:left w:val="single" w:color="auto" w:sz="4" w:space="0"/>
+            <w:bottom w:val="single" w:color="auto" w:sz="4" w:space="0"/>
+            <w:right w:val="single" w:color="auto" w:sz="4" w:space="0"/>
+            <w:insideH w:val="single" w:color="auto" w:sz="4" w:space="0"/>
+            <w:insideV w:val="single" w:color="auto" w:sz="4" w:space="0"/>
+          </w:tblBorders>
+          <w:tblCellMar>
+            <w:top w:w="0" w:type="dxa"/>
+            <w:left w:w="108" w:type="dxa"/>
+            <w:bottom w:w="0" w:type="dxa"/>
+            <w:right w:w="108" w:type="dxa"/>
+          </w:tblCellMar>
+        </w:tblPrEx>
         <w:trPr>
           <w:trHeight w:val="529" w:hRule="atLeast"/>
         </w:trPr>
@@ -286,6 +336,22 @@
         </w:tc>
       </w:tr>
       <w:tr>
+        <w:tblPrEx>
+          <w:tblBorders>
+            <w:top w:val="single" w:color="auto" w:sz="4" w:space="0"/>
+            <w:left w:val="single" w:color="auto" w:sz="4" w:space="0"/>
+            <w:bottom w:val="single" w:color="auto" w:sz="4" w:space="0"/>
+            <w:right w:val="single" w:color="auto" w:sz="4" w:space="0"/>
+            <w:insideH w:val="single" w:color="auto" w:sz="4" w:space="0"/>
+            <w:insideV w:val="single" w:color="auto" w:sz="4" w:space="0"/>
+          </w:tblBorders>
+          <w:tblCellMar>
+            <w:top w:w="0" w:type="dxa"/>
+            <w:left w:w="108" w:type="dxa"/>
+            <w:bottom w:w="0" w:type="dxa"/>
+            <w:right w:w="108" w:type="dxa"/>
+          </w:tblCellMar>
+        </w:tblPrEx>
         <w:trPr>
           <w:trHeight w:val="483" w:hRule="atLeast"/>
         </w:trPr>
@@ -379,6 +445,22 @@
         </w:tc>
       </w:tr>
       <w:tr>
+        <w:tblPrEx>
+          <w:tblBorders>
+            <w:top w:val="single" w:color="auto" w:sz="4" w:space="0"/>
+            <w:left w:val="single" w:color="auto" w:sz="4" w:space="0"/>
+            <w:bottom w:val="single" w:color="auto" w:sz="4" w:space="0"/>
+            <w:right w:val="single" w:color="auto" w:sz="4" w:space="0"/>
+            <w:insideH w:val="single" w:color="auto" w:sz="4" w:space="0"/>
+            <w:insideV w:val="single" w:color="auto" w:sz="4" w:space="0"/>
+          </w:tblBorders>
+          <w:tblCellMar>
+            <w:top w:w="0" w:type="dxa"/>
+            <w:left w:w="108" w:type="dxa"/>
+            <w:bottom w:w="0" w:type="dxa"/>
+            <w:right w:w="108" w:type="dxa"/>
+          </w:tblCellMar>
+        </w:tblPrEx>
         <w:trPr>
           <w:trHeight w:val="483" w:hRule="atLeast"/>
         </w:trPr>
@@ -431,8 +513,6 @@
                 <w:lang w:val="en-US" w:eastAsia="zh-CN"/>
               </w:rPr>
             </w:pPr>
-            <w:bookmarkStart w:id="0" w:name="_GoBack"/>
-            <w:bookmarkEnd w:id="0"/>
             <w:r>
               <w:rPr>
                 <w:rFonts w:hint="eastAsia"/>
@@ -474,19 +554,37 @@
             <w:pPr>
               <w:jc w:val="center"/>
               <w:rPr>
-                <w:rFonts w:hint="eastAsia"/>
-              </w:rPr>
-            </w:pPr>
-            <w:r>
-              <w:rPr>
-                <w:rFonts w:hint="eastAsia"/>
-              </w:rPr>
-              <w:t>2025美国白蛾第三代防治</w:t>
+                <w:rFonts w:hint="default" w:eastAsia="宋体"/>
+                <w:lang w:val="en-US" w:eastAsia="zh-CN"/>
+              </w:rPr>
+            </w:pPr>
+            <w:r>
+              <w:rPr>
+                <w:rFonts w:hint="eastAsia"/>
+                <w:lang w:val="en-US" w:eastAsia="zh-CN"/>
+              </w:rPr>
+              <w:t>{{task}}</w:t>
             </w:r>
           </w:p>
         </w:tc>
       </w:tr>
       <w:tr>
+        <w:tblPrEx>
+          <w:tblBorders>
+            <w:top w:val="single" w:color="auto" w:sz="4" w:space="0"/>
+            <w:left w:val="single" w:color="auto" w:sz="4" w:space="0"/>
+            <w:bottom w:val="single" w:color="auto" w:sz="4" w:space="0"/>
+            <w:right w:val="single" w:color="auto" w:sz="4" w:space="0"/>
+            <w:insideH w:val="single" w:color="auto" w:sz="4" w:space="0"/>
+            <w:insideV w:val="single" w:color="auto" w:sz="4" w:space="0"/>
+          </w:tblBorders>
+          <w:tblCellMar>
+            <w:top w:w="0" w:type="dxa"/>
+            <w:left w:w="108" w:type="dxa"/>
+            <w:bottom w:w="0" w:type="dxa"/>
+            <w:right w:w="108" w:type="dxa"/>
+          </w:tblCellMar>
+        </w:tblPrEx>
         <w:trPr>
           <w:trHeight w:val="604" w:hRule="atLeast"/>
         </w:trPr>
@@ -537,12 +635,17 @@
           <w:p>
             <w:pPr>
               <w:jc w:val="center"/>
-            </w:pPr>
-            <w:r>
-              <w:rPr>
-                <w:rFonts w:hint="eastAsia"/>
-              </w:rPr>
-              <w:t>美国白蛾</w:t>
+              <w:rPr>
+                <w:rFonts w:hint="default" w:eastAsia="宋体"/>
+                <w:lang w:val="en-US" w:eastAsia="zh-CN"/>
+              </w:rPr>
+            </w:pPr>
+            <w:r>
+              <w:rPr>
+                <w:rFonts w:hint="eastAsia"/>
+                <w:lang w:val="en-US" w:eastAsia="zh-CN"/>
+              </w:rPr>
+              <w:t>{{pest}}</w:t>
             </w:r>
           </w:p>
         </w:tc>
@@ -585,6 +688,22 @@
         </w:tc>
       </w:tr>
       <w:tr>
+        <w:tblPrEx>
+          <w:tblBorders>
+            <w:top w:val="single" w:color="auto" w:sz="4" w:space="0"/>
+            <w:left w:val="single" w:color="auto" w:sz="4" w:space="0"/>
+            <w:bottom w:val="single" w:color="auto" w:sz="4" w:space="0"/>
+            <w:right w:val="single" w:color="auto" w:sz="4" w:space="0"/>
+            <w:insideH w:val="single" w:color="auto" w:sz="4" w:space="0"/>
+            <w:insideV w:val="single" w:color="auto" w:sz="4" w:space="0"/>
+          </w:tblBorders>
+          <w:tblCellMar>
+            <w:top w:w="0" w:type="dxa"/>
+            <w:left w:w="108" w:type="dxa"/>
+            <w:bottom w:w="0" w:type="dxa"/>
+            <w:right w:w="108" w:type="dxa"/>
+          </w:tblCellMar>
+        </w:tblPrEx>
         <w:trPr>
           <w:trHeight w:val="735" w:hRule="atLeast"/>
         </w:trPr>
@@ -673,6 +792,22 @@
         </w:tc>
       </w:tr>
       <w:tr>
+        <w:tblPrEx>
+          <w:tblBorders>
+            <w:top w:val="single" w:color="auto" w:sz="4" w:space="0"/>
+            <w:left w:val="single" w:color="auto" w:sz="4" w:space="0"/>
+            <w:bottom w:val="single" w:color="auto" w:sz="4" w:space="0"/>
+            <w:right w:val="single" w:color="auto" w:sz="4" w:space="0"/>
+            <w:insideH w:val="single" w:color="auto" w:sz="4" w:space="0"/>
+            <w:insideV w:val="single" w:color="auto" w:sz="4" w:space="0"/>
+          </w:tblBorders>
+          <w:tblCellMar>
+            <w:top w:w="0" w:type="dxa"/>
+            <w:left w:w="108" w:type="dxa"/>
+            <w:bottom w:w="0" w:type="dxa"/>
+            <w:right w:w="108" w:type="dxa"/>
+          </w:tblCellMar>
+        </w:tblPrEx>
         <w:trPr>
           <w:trHeight w:val="640" w:hRule="atLeast"/>
         </w:trPr>
@@ -772,6 +907,22 @@
         </w:tc>
       </w:tr>
       <w:tr>
+        <w:tblPrEx>
+          <w:tblBorders>
+            <w:top w:val="single" w:color="auto" w:sz="4" w:space="0"/>
+            <w:left w:val="single" w:color="auto" w:sz="4" w:space="0"/>
+            <w:bottom w:val="single" w:color="auto" w:sz="4" w:space="0"/>
+            <w:right w:val="single" w:color="auto" w:sz="4" w:space="0"/>
+            <w:insideH w:val="single" w:color="auto" w:sz="4" w:space="0"/>
+            <w:insideV w:val="single" w:color="auto" w:sz="4" w:space="0"/>
+          </w:tblBorders>
+          <w:tblCellMar>
+            <w:top w:w="0" w:type="dxa"/>
+            <w:left w:w="108" w:type="dxa"/>
+            <w:bottom w:w="0" w:type="dxa"/>
+            <w:right w:w="108" w:type="dxa"/>
+          </w:tblCellMar>
+        </w:tblPrEx>
         <w:trPr>
           <w:trHeight w:val="640" w:hRule="atLeast"/>
         </w:trPr>
@@ -821,10 +972,33 @@
                 <w:lang w:val="en-US" w:eastAsia="zh-CN"/>
               </w:rPr>
             </w:pPr>
+            <w:r>
+              <w:rPr>
+                <w:rFonts w:hint="eastAsia"/>
+                <w:lang w:val="en-US" w:eastAsia="zh-CN"/>
+              </w:rPr>
+              <w:t>{{note}}</w:t>
+            </w:r>
           </w:p>
         </w:tc>
       </w:tr>
       <w:tr>
+        <w:tblPrEx>
+          <w:tblBorders>
+            <w:top w:val="single" w:color="auto" w:sz="4" w:space="0"/>
+            <w:left w:val="single" w:color="auto" w:sz="4" w:space="0"/>
+            <w:bottom w:val="single" w:color="auto" w:sz="4" w:space="0"/>
+            <w:right w:val="single" w:color="auto" w:sz="4" w:space="0"/>
+            <w:insideH w:val="single" w:color="auto" w:sz="4" w:space="0"/>
+            <w:insideV w:val="single" w:color="auto" w:sz="4" w:space="0"/>
+          </w:tblBorders>
+          <w:tblCellMar>
+            <w:top w:w="0" w:type="dxa"/>
+            <w:left w:w="108" w:type="dxa"/>
+            <w:bottom w:w="0" w:type="dxa"/>
+            <w:right w:w="108" w:type="dxa"/>
+          </w:tblCellMar>
+        </w:tblPrEx>
         <w:trPr>
           <w:trHeight w:val="2113" w:hRule="atLeast"/>
         </w:trPr>
@@ -865,6 +1039,22 @@
         </w:tc>
       </w:tr>
       <w:tr>
+        <w:tblPrEx>
+          <w:tblBorders>
+            <w:top w:val="single" w:color="auto" w:sz="4" w:space="0"/>
+            <w:left w:val="single" w:color="auto" w:sz="4" w:space="0"/>
+            <w:bottom w:val="single" w:color="auto" w:sz="4" w:space="0"/>
+            <w:right w:val="single" w:color="auto" w:sz="4" w:space="0"/>
+            <w:insideH w:val="single" w:color="auto" w:sz="4" w:space="0"/>
+            <w:insideV w:val="single" w:color="auto" w:sz="4" w:space="0"/>
+          </w:tblBorders>
+          <w:tblCellMar>
+            <w:top w:w="0" w:type="dxa"/>
+            <w:left w:w="108" w:type="dxa"/>
+            <w:bottom w:w="0" w:type="dxa"/>
+            <w:right w:w="108" w:type="dxa"/>
+          </w:tblCellMar>
+        </w:tblPrEx>
         <w:trPr>
           <w:trHeight w:val="543" w:hRule="atLeast"/>
         </w:trPr>
@@ -908,6 +1098,22 @@
         </w:tc>
       </w:tr>
       <w:tr>
+        <w:tblPrEx>
+          <w:tblBorders>
+            <w:top w:val="single" w:color="auto" w:sz="4" w:space="0"/>
+            <w:left w:val="single" w:color="auto" w:sz="4" w:space="0"/>
+            <w:bottom w:val="single" w:color="auto" w:sz="4" w:space="0"/>
+            <w:right w:val="single" w:color="auto" w:sz="4" w:space="0"/>
+            <w:insideH w:val="single" w:color="auto" w:sz="4" w:space="0"/>
+            <w:insideV w:val="single" w:color="auto" w:sz="4" w:space="0"/>
+          </w:tblBorders>
+          <w:tblCellMar>
+            <w:top w:w="0" w:type="dxa"/>
+            <w:left w:w="108" w:type="dxa"/>
+            <w:bottom w:w="0" w:type="dxa"/>
+            <w:right w:w="108" w:type="dxa"/>
+          </w:tblCellMar>
+        </w:tblPrEx>
         <w:trPr>
           <w:trHeight w:val="3291" w:hRule="atLeast"/>
         </w:trPr>
@@ -965,6 +1171,22 @@
         </w:tc>
       </w:tr>
       <w:tr>
+        <w:tblPrEx>
+          <w:tblBorders>
+            <w:top w:val="single" w:color="auto" w:sz="4" w:space="0"/>
+            <w:left w:val="single" w:color="auto" w:sz="4" w:space="0"/>
+            <w:bottom w:val="single" w:color="auto" w:sz="4" w:space="0"/>
+            <w:right w:val="single" w:color="auto" w:sz="4" w:space="0"/>
+            <w:insideH w:val="single" w:color="auto" w:sz="4" w:space="0"/>
+            <w:insideV w:val="single" w:color="auto" w:sz="4" w:space="0"/>
+          </w:tblBorders>
+          <w:tblCellMar>
+            <w:top w:w="0" w:type="dxa"/>
+            <w:left w:w="108" w:type="dxa"/>
+            <w:bottom w:w="0" w:type="dxa"/>
+            <w:right w:w="108" w:type="dxa"/>
+          </w:tblCellMar>
+        </w:tblPrEx>
         <w:trPr>
           <w:trHeight w:val="573" w:hRule="atLeast"/>
         </w:trPr>
@@ -1008,6 +1230,22 @@
         </w:tc>
       </w:tr>
       <w:tr>
+        <w:tblPrEx>
+          <w:tblBorders>
+            <w:top w:val="single" w:color="auto" w:sz="4" w:space="0"/>
+            <w:left w:val="single" w:color="auto" w:sz="4" w:space="0"/>
+            <w:bottom w:val="single" w:color="auto" w:sz="4" w:space="0"/>
+            <w:right w:val="single" w:color="auto" w:sz="4" w:space="0"/>
+            <w:insideH w:val="single" w:color="auto" w:sz="4" w:space="0"/>
+            <w:insideV w:val="single" w:color="auto" w:sz="4" w:space="0"/>
+          </w:tblBorders>
+          <w:tblCellMar>
+            <w:top w:w="0" w:type="dxa"/>
+            <w:left w:w="108" w:type="dxa"/>
+            <w:bottom w:w="0" w:type="dxa"/>
+            <w:right w:w="108" w:type="dxa"/>
+          </w:tblCellMar>
+        </w:tblPrEx>
         <w:trPr>
           <w:trHeight w:val="3715" w:hRule="atLeast"/>
         </w:trPr>
@@ -1353,7 +1591,7 @@
     <w:lsdException w:qFormat="1" w:unhideWhenUsed="0" w:uiPriority="0" w:semiHidden="0" w:name="Title"/>
     <w:lsdException w:unhideWhenUsed="0" w:uiPriority="0" w:semiHidden="0" w:name="Closing"/>
     <w:lsdException w:unhideWhenUsed="0" w:uiPriority="0" w:semiHidden="0" w:name="Signature"/>
-    <w:lsdException w:uiPriority="1" w:semiHidden="0" w:name="Default Paragraph Font"/>
+    <w:lsdException w:qFormat="1" w:uiPriority="1" w:semiHidden="0" w:name="Default Paragraph Font"/>
     <w:lsdException w:unhideWhenUsed="0" w:uiPriority="0" w:semiHidden="0" w:name="Body Text"/>
     <w:lsdException w:unhideWhenUsed="0" w:uiPriority="0" w:semiHidden="0" w:name="Body Text Indent"/>
     <w:lsdException w:unhideWhenUsed="0" w:uiPriority="0" w:semiHidden="0" w:name="List Continue"/>
@@ -1387,7 +1625,7 @@
     <w:lsdException w:unhideWhenUsed="0" w:uiPriority="0" w:semiHidden="0" w:name="HTML Code"/>
     <w:lsdException w:unhideWhenUsed="0" w:uiPriority="0" w:semiHidden="0" w:name="HTML Definition"/>
     <w:lsdException w:unhideWhenUsed="0" w:uiPriority="0" w:semiHidden="0" w:name="HTML Keyboard"/>
-    <w:lsdException w:unhideWhenUsed="0" w:uiPriority="0" w:semiHidden="0" w:name="HTML Preformatted"/>
+    <w:lsdException w:qFormat="1" w:unhideWhenUsed="0" w:uiPriority="0" w:semiHidden="0" w:name="HTML Preformatted"/>
     <w:lsdException w:unhideWhenUsed="0" w:uiPriority="0" w:semiHidden="0" w:name="HTML Sample"/>
     <w:lsdException w:unhideWhenUsed="0" w:uiPriority="0" w:semiHidden="0" w:name="HTML Typewriter"/>
     <w:lsdException w:unhideWhenUsed="0" w:uiPriority="0" w:semiHidden="0" w:name="HTML Variable"/>
@@ -1611,6 +1849,7 @@
   <w:style w:type="character" w:default="1" w:styleId="10">
     <w:name w:val="Default Paragraph Font"/>
     <w:unhideWhenUsed/>
+    <w:qFormat/>
     <w:uiPriority w:val="1"/>
   </w:style>
   <w:style w:type="table" w:default="1" w:styleId="9">
@@ -1619,7 +1858,6 @@
     <w:qFormat/>
     <w:uiPriority w:val="99"/>
     <w:tblPr>
-      <w:tblStyle w:val="9"/>
       <w:tblCellMar>
         <w:top w:w="0" w:type="dxa"/>
         <w:left w:w="108" w:type="dxa"/>
@@ -1691,6 +1929,7 @@
   <w:style w:type="paragraph" w:styleId="8">
     <w:name w:val="HTML Preformatted"/>
     <w:basedOn w:val="1"/>
+    <w:qFormat/>
     <w:uiPriority w:val="0"/>
     <w:pPr>
       <w:tabs>
